--- a/data/outputs/v2/Grade11/Biology/Quizzes/SS3.2_Growth_and_Development_in_Animals/Biology_G11_SS3.2_Growth_and_Development_in_Animals_L6_AnswerKey.docx
+++ b/data/outputs/v2/Grade11/Biology/Quizzes/SS3.2_Growth_and_Development_in_Animals/Biology_G11_SS3.2_Growth_and_Development_in_Animals_L6_AnswerKey.docx
@@ -1590,7 +1590,7 @@
         </w:rPr>
         <w:t xml:space="preserve">© 2026 SeaVuria and ARES. Aligned with KICD objectives. Developed by SeaVuria; technical implementation by ARES (with AI assistance from Claude). Licensed under </w:t>
       </w:r>
-      <w:hyperlink w:history="1" r:id="rIdu_6igx3tcj4-nseuq3hqd">
+      <w:hyperlink w:history="1" r:id="rIdlpmfukszijdzmmnzs7yaz">
         <w:r>
           <w:rPr>
             <w:rFonts w:ascii="Arial" w:cs="Arial" w:eastAsia="Arial" w:hAnsi="Arial"/>
@@ -1611,7 +1611,7 @@
         </w:rPr>
         <w:t xml:space="preserve"> (</w:t>
       </w:r>
-      <w:hyperlink w:history="1" r:id="rIdxxgmlkviopkqyre_dzbz2">
+      <w:hyperlink w:history="1" r:id="rIdi2a7vrv7vfo0bodmizans">
         <w:r>
           <w:rPr>
             <w:rFonts w:ascii="Arial" w:cs="Arial" w:eastAsia="Arial" w:hAnsi="Arial"/>

--- a/data/outputs/v2/Grade11/Biology/Quizzes/SS3.2_Growth_and_Development_in_Animals/Biology_G11_SS3.2_Growth_and_Development_in_Animals_L6_AnswerKey.docx
+++ b/data/outputs/v2/Grade11/Biology/Quizzes/SS3.2_Growth_and_Development_in_Animals/Biology_G11_SS3.2_Growth_and_Development_in_Animals_L6_AnswerKey.docx
@@ -1590,7 +1590,7 @@
         </w:rPr>
         <w:t xml:space="preserve">© 2026 SeaVuria and ARES. Aligned with KICD objectives. Developed by SeaVuria; technical implementation by ARES (with AI assistance from Claude). Licensed under </w:t>
       </w:r>
-      <w:hyperlink w:history="1" r:id="rIdlpmfukszijdzmmnzs7yaz">
+      <w:hyperlink w:history="1" r:id="rIdxdjzikjredge0ofu567ek">
         <w:r>
           <w:rPr>
             <w:rFonts w:ascii="Arial" w:cs="Arial" w:eastAsia="Arial" w:hAnsi="Arial"/>
@@ -1611,7 +1611,7 @@
         </w:rPr>
         <w:t xml:space="preserve"> (</w:t>
       </w:r>
-      <w:hyperlink w:history="1" r:id="rIdi2a7vrv7vfo0bodmizans">
+      <w:hyperlink w:history="1" r:id="rIdj3x9mm-4wsews9hpmmg6t">
         <w:r>
           <w:rPr>
             <w:rFonts w:ascii="Arial" w:cs="Arial" w:eastAsia="Arial" w:hAnsi="Arial"/>
